--- a/spa/docx/04.content.docx
+++ b/spa/docx/04.content.docx
@@ -2856,7 +2856,7 @@
         <w:rPr>
           <w:lang w:val="es_ES" w:bidi="es_ES"/>
         </w:rPr>
-        <w:t xml:space="preserve"> Al día siguiente, el octavo día, llevará dos tórtolas o dos pichones de paloma al sacerdote. Se los dará a la entrada de la tienda de reunión.</w:t>
+        <w:t xml:space="preserve"> Al día siguiente, el octavo día, llevará 2 tórtolas o 2 pichones de paloma al sacerdote. Se los dará a la entrada de la tienda de reunión.</w:t>
       </w:r>
     </w:p>
     <w:p>
@@ -3250,7 +3250,7 @@
         <w:rPr>
           <w:lang w:val="es_ES" w:bidi="es_ES"/>
         </w:rPr>
-        <w:t xml:space="preserve"> Trajeron seis carretas cubiertas y doce bueyes, una carreta por cada dos jefes y un buey por cada jefe, y los presentaron ante el Señor a la entrada del santuario.</w:t>
+        <w:t xml:space="preserve"> Trajeron 6 carretas cubiertas y 12 bueyes, una carreta por cada 2 jefes y un buey por cada jefe, y los presentaron ante el Señor a la entrada del santuario.</w:t>
       </w:r>
     </w:p>
     <w:p>
@@ -11648,7 +11648,7 @@
         <w:rPr>
           <w:lang w:val="es_ES" w:bidi="es_ES"/>
         </w:rPr>
-        <w:t xml:space="preserve"> Moisés hizo lo que el Señor le había ordenado. Los tres subieron juntos al monte Hor a la vista de todo el pueblo.</w:t>
+        <w:t xml:space="preserve"> Moisés hizo lo que el Señor le había ordenado. Los 3 subieron juntos al monte Hor a la vista de todo el pueblo.</w:t>
       </w:r>
     </w:p>
     <w:p>
@@ -11690,7 +11690,7 @@
         <w:rPr>
           <w:lang w:val="es_ES" w:bidi="es_ES"/>
         </w:rPr>
-        <w:t xml:space="preserve"> Cuando el pueblo se enteró de la muerte de Aarón, lo lloró durante treinta días.</w:t>
+        <w:t xml:space="preserve"> Cuando el pueblo se enteró de la muerte de Aarón, lo lloró durante 30 días.</w:t>
       </w:r>
     </w:p>
     <w:p>
@@ -12273,7 +12273,7 @@
         <w:rPr>
           <w:lang w:val="es_ES" w:bidi="es_ES"/>
         </w:rPr>
-        <w:t xml:space="preserve"> Por eso dicen los poetas: «Vengan a Hesbón, que sea reedificada y establecida la ciudad de Sijón.</w:t>
+        <w:t xml:space="preserve"> Por eso dicen los poetas:Vengan a Hesbón, que sea reedificada y establecida la ciudad de Sijón.</w:t>
       </w:r>
     </w:p>
     <w:p>
@@ -12294,7 +12294,7 @@
         <w:rPr>
           <w:lang w:val="es_ES" w:bidi="es_ES"/>
         </w:rPr>
-        <w:t xml:space="preserve"> »Porque de Hesbón salió fuego, una llama de la ciudad de Sijón que devoró Ar de Moab y consumió las alturas del Arnón.</w:t>
+        <w:t xml:space="preserve"> De Hesbón salió fuego, una llama de la ciudad de Sijón que devoró Ar de Moab y consumió las alturas del Arnón.</w:t>
       </w:r>
     </w:p>
     <w:p>
@@ -12336,7 +12336,7 @@
         <w:rPr>
           <w:lang w:val="es_ES" w:bidi="es_ES"/>
         </w:rPr>
-        <w:t xml:space="preserve"> »Hemos destruido Hesbón hasta Dibón, y hemos arrasado hasta Nofá y hasta Medeba».</w:t>
+        <w:t xml:space="preserve"> Hemos destruido Hesbón hasta Dibón, y hemos arrasado hasta Nofá y hasta Medeba.</w:t>
       </w:r>
     </w:p>
     <w:p>
@@ -13271,7 +13271,7 @@
         <w:rPr>
           <w:lang w:val="es_ES" w:bidi="es_ES"/>
         </w:rPr>
-        <w:t xml:space="preserve"> Balán le dijo al rey: —Construye siete altares y prepara siete becerros y siete carneros para el sacrificio.</w:t>
+        <w:t xml:space="preserve"> Balán le dijo al rey: —Construye 7 altares y prepara 7 becerros y 7 carneros para el sacrificio.</w:t>
       </w:r>
     </w:p>
     <w:p>
@@ -13334,7 +13334,7 @@
         <w:rPr>
           <w:lang w:val="es_ES" w:bidi="es_ES"/>
         </w:rPr>
-        <w:t xml:space="preserve"> Dios se encontró allí con Balán, y este le dijo:—He preparado siete altares y he sacrificado un becerro y un carnero en cada uno.</w:t>
+        <w:t xml:space="preserve"> Dios se encontró allí con Balán, y este le dijo:—He preparado 7 altares y he sacrificado un becerro y un carnero en cada uno.</w:t>
       </w:r>
     </w:p>
     <w:p>
@@ -13397,7 +13397,7 @@
         <w:rPr>
           <w:lang w:val="es_ES" w:bidi="es_ES"/>
         </w:rPr>
-        <w:t xml:space="preserve"> Este fue el mensaje de Balán:«Balac, rey de Moab, me trajo de Aram, desde las montañas orientales. "Ven —me dijo—, maldice a Jacob en mi favor. Ven y pronuncia condena contra Israel".</w:t>
+        <w:t xml:space="preserve"> Este fue el mensaje de Balán:Balac, rey de Moab, me trajo de Aram, desde las montañas orientales. «Ven —me dijo—, maldice a Jacob en mi favor. Ven y pronuncia condena contra Israel».</w:t>
       </w:r>
     </w:p>
     <w:p>
@@ -13460,7 +13460,7 @@
         <w:rPr>
           <w:lang w:val="es_ES" w:bidi="es_ES"/>
         </w:rPr>
-        <w:t xml:space="preserve"> ¿Quién puede contar la descendiencia de Jacob o enumerar la cuarta parte de Israel? Muera yo la muerte de los justos y que mi fin sea como el de ellos».</w:t>
+        <w:t xml:space="preserve"> ¿Quién puede contar la descendiencia de Jacob o enumerar la cuarta parte de Israel? Muera yo la muerte de los justos y que mi fin sea como el de ellos.</w:t>
       </w:r>
     </w:p>
     <w:p>
@@ -13544,7 +13544,7 @@
         <w:rPr>
           <w:lang w:val="es_ES" w:bidi="es_ES"/>
         </w:rPr>
-        <w:t xml:space="preserve"> Balac lo condujo al campo de Zofín, en la cima del monte Pisgá. Allí construyó siete altares y sacrificó un ternero y un carnero sobre cada uno.</w:t>
+        <w:t xml:space="preserve"> Balac lo condujo al campo de Zofín, en la cima del monte Pisgá. Allí construyó 7 altares y sacrificó un ternero y un carnero sobre cada uno.</w:t>
       </w:r>
     </w:p>
     <w:p>
@@ -13628,7 +13628,7 @@
         <w:rPr>
           <w:lang w:val="es_ES" w:bidi="es_ES"/>
         </w:rPr>
-        <w:t xml:space="preserve"> Entonces Balán le dio su mensaje:«Levántate, Balac, y escucha. Préstame atención, hijo de Zipor.</w:t>
+        <w:t xml:space="preserve"> Entonces Balán le dio su mensaje:Levántate, Balac, y escucha. Préstame atención, hijo de Zipor.</w:t>
       </w:r>
     </w:p>
     <w:p>
@@ -13649,7 +13649,7 @@
         <w:rPr>
           <w:lang w:val="es_ES" w:bidi="es_ES"/>
         </w:rPr>
-        <w:t xml:space="preserve"> Dios no es hombre para mentir, ni hijo de hombre para arrepentirse. ¿Acaso dice algo y no lo cumple? ¿Promete y no lo hace?</w:t>
+        <w:t xml:space="preserve"> Dios no es ser humano para mentir, ni hijo de hombre para arrepentirse. ¿Acaso dice algo y no lo cumple? ¿Promete y no lo hace?</w:t>
       </w:r>
     </w:p>
     <w:p>
@@ -13691,7 +13691,7 @@
         <w:rPr>
           <w:lang w:val="es_ES" w:bidi="es_ES"/>
         </w:rPr>
-        <w:t xml:space="preserve"> »Él no ha visto maldad en Jacob ni injusticia en Israel. El Señor su Dios está con ellos, y entre ellos lo aclaman como Rey.</w:t>
+        <w:t xml:space="preserve"> Él no ha visto maldad en Jacob ni injusticia en Israel. El Señor su Dios está con ellos, y entre ellos lo aclaman como Rey.</w:t>
       </w:r>
     </w:p>
     <w:p>
@@ -13733,7 +13733,7 @@
         <w:rPr>
           <w:lang w:val="es_ES" w:bidi="es_ES"/>
         </w:rPr>
-        <w:t xml:space="preserve"> No hay hechicería que valga contra Jacob ni adivinación contra Israel. A su debido tiempo se dirá de Jacob y de Israel: "Miren lo que Dios ha hecho".</w:t>
+        <w:t xml:space="preserve"> No hay hechicería que valga contra Jacob ni adivinación contra Israel. A su debido tiempo se dirá de Jacob y de Israel: «Miren lo que Dios ha hecho».</w:t>
       </w:r>
     </w:p>
     <w:p>
@@ -13754,7 +13754,7 @@
         <w:rPr>
           <w:lang w:val="es_ES" w:bidi="es_ES"/>
         </w:rPr>
-        <w:t xml:space="preserve"> Un pueblo se levanta como leona y se alza como león. No descansará hasta devorar la presa y beber la sangre de sus víctimas».</w:t>
+        <w:t xml:space="preserve"> Un pueblo se levanta como leona y se alza como león. No descansará hasta devorar la presa y beber la sangre de sus víctimas.</w:t>
       </w:r>
     </w:p>
     <w:p>
@@ -13859,7 +13859,7 @@
         <w:rPr>
           <w:lang w:val="es_ES" w:bidi="es_ES"/>
         </w:rPr>
-        <w:t xml:space="preserve"> Balán nuevamente le dijo al rey que construyera siete altares y preparara siete becerros y siete carneros para el sacrificio.</w:t>
+        <w:t xml:space="preserve"> Balán nuevamente le dijo al rey que construyera 7 altares y preparara 7 becerros y 7 carneros para el sacrificio.</w:t>
       </w:r>
     </w:p>
     <w:p>
@@ -13959,7 +13959,7 @@
         <w:rPr>
           <w:lang w:val="es_ES" w:bidi="es_ES"/>
         </w:rPr>
-        <w:t xml:space="preserve"> Balán pronunció su mensaje y dijo:«Palabras de Balán, hijo de Beor,mensaje del hombre de ojos abiertos.</w:t>
+        <w:t xml:space="preserve"> Balán pronunció su mensaje y dijo:Palabras de Balán, hijo de Beor,mensaje del hombre de ojos abiertos.</w:t>
       </w:r>
     </w:p>
     <w:p>
@@ -14001,7 +14001,7 @@
         <w:rPr>
           <w:lang w:val="es_ES" w:bidi="es_ES"/>
         </w:rPr>
-        <w:t xml:space="preserve"> »¡Qué hermosas son tus tiendas, Jacob, y tus moradas, Israel!</w:t>
+        <w:t xml:space="preserve"> ¡Qué hermosas son tus tiendas, Jacob, y tus moradas, Israel!</w:t>
       </w:r>
     </w:p>
     <w:p>
@@ -14022,7 +14022,7 @@
         <w:rPr>
           <w:lang w:val="es_ES" w:bidi="es_ES"/>
         </w:rPr>
-        <w:t xml:space="preserve"> »Se extienden como arroyos, como jardines junto al río, como áloes plantados por el Señor, como cedros junto a las aguas.</w:t>
+        <w:t xml:space="preserve"> Se extienden como arroyos, como jardines junto al río, como áloes plantados por el Señor, como cedros junto a las aguas.</w:t>
       </w:r>
     </w:p>
     <w:p>
@@ -14043,7 +14043,7 @@
         <w:rPr>
           <w:lang w:val="es_ES" w:bidi="es_ES"/>
         </w:rPr>
-        <w:t xml:space="preserve"> El agua rebosará de sus cántaros, y su descendencia tendrá agua en abundancia. »Su rey será más grande que Agag, y su reino será exaltado.</w:t>
+        <w:t xml:space="preserve"> El agua rebosará de sus cántaros, y su descendencia tendrá agua en abundancia. Su rey será más grande que Agag, y su reino será exaltado.</w:t>
       </w:r>
     </w:p>
     <w:p>
@@ -14064,7 +14064,7 @@
         <w:rPr>
           <w:lang w:val="es_ES" w:bidi="es_ES"/>
         </w:rPr>
-        <w:t xml:space="preserve"> »Dios lo sacó de Egipto. Israel tiene la fuerza de un toro salvaje. Devorará a las naciones enemigas.Les romperá los huesos y las atravesará con sus flechas.</w:t>
+        <w:t xml:space="preserve"> Dios lo sacó de Egipto. Israel tiene la fuerza de un toro salvaje. Devorará a las naciones enemigas.Les romperá los huesos y las atravesará con sus flechas.</w:t>
       </w:r>
     </w:p>
     <w:p>
@@ -14085,7 +14085,7 @@
         <w:rPr>
           <w:lang w:val="es_ES" w:bidi="es_ES"/>
         </w:rPr>
-        <w:t xml:space="preserve"> Israel se agacha como un león, como una leona. ¿Quién se atreverá a despertarlo?»Bendito sea el que te bendigay maldito el que te maldiga».</w:t>
+        <w:t xml:space="preserve"> Israel se agacha como un león, como una leona. ¿Quién se atreverá a despertarlo?Bendito sea el que te bendigay maldito el que te maldiga.</w:t>
       </w:r>
     </w:p>
     <w:p>
@@ -14211,7 +14211,7 @@
         <w:rPr>
           <w:lang w:val="es_ES" w:bidi="es_ES"/>
         </w:rPr>
-        <w:t xml:space="preserve"> Entonces Balán pronunció su mensaje:«Profecía de Balán, hijo de Beor, mensaje del hombre de ojos abiertos,</w:t>
+        <w:t xml:space="preserve"> Entonces Balán pronunció su mensaje:Profecía de Balán, hijo de Beor, mensaje del hombre de ojos abiertos,</w:t>
       </w:r>
     </w:p>
     <w:p>
@@ -14253,7 +14253,7 @@
         <w:rPr>
           <w:lang w:val="es_ES" w:bidi="es_ES"/>
         </w:rPr>
-        <w:t xml:space="preserve"> »Lo veo, pero no en el presente. Lo contemplo, pero no de cerca. Una estrella surgirá de Jacob, un cetro se levantará de Israel. Aplastará las sienes de Moab y destruirá a todos los descendientes de Set.</w:t>
+        <w:t xml:space="preserve"> Lo veo, pero no en el presente. Lo contemplo, pero no de cerca. Una estrella surgirá de Jacob, un cetro se levantará de Israel. Aplastará las sienes de Moab y destruirá a todos los descendientes de Set.</w:t>
       </w:r>
     </w:p>
     <w:p>
@@ -14295,7 +14295,7 @@
         <w:rPr>
           <w:lang w:val="es_ES" w:bidi="es_ES"/>
         </w:rPr>
-        <w:t xml:space="preserve"> De Jacob saldrá un soberano que destruirá a los sobrevivientes de la ciudad».</w:t>
+        <w:t xml:space="preserve"> De Jacob saldrá un soberano que destruirá a los sobrevivientes de la ciudad.</w:t>
       </w:r>
     </w:p>
     <w:p>
@@ -14316,7 +14316,7 @@
         <w:rPr>
           <w:lang w:val="es_ES" w:bidi="es_ES"/>
         </w:rPr>
-        <w:t xml:space="preserve"> Luego Balán miró a los amalecitas y pronunció su mensaje:«Amalec fue la primera de las naciones, pero su destino será la destrucción total».</w:t>
+        <w:t xml:space="preserve"> Luego Balán miró a los amalecitas y pronunció su mensaje:—Amalec fue la primera de las naciones, pero su destino será la destrucción total.</w:t>
       </w:r>
     </w:p>
     <w:p>
@@ -14337,7 +14337,7 @@
         <w:rPr>
           <w:lang w:val="es_ES" w:bidi="es_ES"/>
         </w:rPr>
-        <w:t xml:space="preserve"> Luego miró hacia los quenitas y pronunció su mensaje: «Tu morada parece segura,y tienes tu nido entre las rocas.</w:t>
+        <w:t xml:space="preserve"> Luego miró hacia los quenitas y pronunció su mensaje: —Tu morada parece segura, y tienes tu nido entre las rocas.</w:t>
       </w:r>
     </w:p>
     <w:p>
@@ -14358,7 +14358,7 @@
         <w:rPr>
           <w:lang w:val="es_ES" w:bidi="es_ES"/>
         </w:rPr>
-        <w:t xml:space="preserve"> Aun así, oh quenita, serás destruido cuando Asiria te lleve cautivo».</w:t>
+        <w:t xml:space="preserve"> Aun así, oh quenita, serás destruido cuando Asiria te lleve cautivo.</w:t>
       </w:r>
     </w:p>
     <w:p>
@@ -14379,7 +14379,7 @@
         <w:rPr>
           <w:lang w:val="es_ES" w:bidi="es_ES"/>
         </w:rPr>
-        <w:t xml:space="preserve"> Luego pronunció esta profecía:«¡Ay! ¿Quién podrá sobrevivir cuando Dios haga esto?</w:t>
+        <w:t xml:space="preserve"> Luego pronunció esta profecía:—¡Ay! ¿Quién podrá sobrevivir cuando Dios haga esto?</w:t>
       </w:r>
     </w:p>
     <w:p>
@@ -14400,7 +14400,7 @@
         <w:rPr>
           <w:lang w:val="es_ES" w:bidi="es_ES"/>
         </w:rPr>
-        <w:t xml:space="preserve"> Vendrán barcos desde las costas de Chiprey afligirán a Asiria y a Éber, pero también ellos serán destruidos».</w:t>
+        <w:t xml:space="preserve"> Vendrán barcos desde las costas de Chipre y afligirán a Asiria y a Éber, pero también ellos serán destruidos.</w:t>
       </w:r>
     </w:p>
     <w:p>

--- a/spa/docx/04.content.docx
+++ b/spa/docx/04.content.docx
@@ -3418,7 +3418,7 @@
         <w:rPr>
           <w:lang w:val="es_ES" w:bidi="es_ES"/>
         </w:rPr>
-        <w:t xml:space="preserve"> Cada jefe trajo su ofrenda. Consistía en una bandeja de plata que pesaba más de 1,5 kilos y un tazón de plata de más de 800 gramos, ambos llenos con ofrendas de harina y aceite. También presentó una bandeja de oro pequeña llena de incienso, que pesaba unos 120 gramos. Trajo, como ofrendas para ser quemadas por completo, un becerro, un carnero y un cordero de un año. También trajo un chivo para el sacrificio por el pecado. Además, trajo dos bueyes, cinco carneros, cinco chivos y cinco corderos de un año para el sacrificio de comunión. El primero en presentar su ofrenda fue Naasón, hijo de Aminadab, de la tribu de Judá.</w:t>
+        <w:t xml:space="preserve"> Cada jefe trajo su ofrenda. Consistía en una bandeja de plata que pesaba más de 1,5 kilos y un tazón de plata de más de 800 gramos, ambos llenos con ofrendas de harina y aceite. También presentó una bandeja de oro pequeña llena de incienso, que pesaba unos 120 gramos. Como ofrendas para ser quemadas por completo, trajo un becerro, un carnero y un cordero de un año. También trajo un chivo para el sacrificio por el pecado. Además, trajo 2 bueyes, 5 carneros, 5 chivos y 5 corderos de un año para el sacrificio de comunión. El primero en presentar su ofrenda fue Naasón, hijo de Aminadab, de la tribu de Judá.</w:t>
       </w:r>
     </w:p>
     <w:p>
@@ -12520,7 +12520,7 @@
         <w:rPr>
           <w:lang w:val="es_ES" w:bidi="es_ES"/>
         </w:rPr>
-        <w:t xml:space="preserve"> Balac envió mensajeros a Balán, hijo de Beor. Balán estaba en Petor, que está junto al río, en la tierra de los hijos de su pueblo. Balac envió para llamarlo y decirle: «Hay un pueblo que ha salido de Egipto. Cubren la superficie de la tierra y habitan frente a mí. Ahora, por favor, ven y maldice a este pueblo por mí, porque es más poderoso que yo. Tal vez pueda derrotarlos y expulsarlos de la tierra. Sé que a quien bendices es bendecido, y a quien maldices es maldecido».</w:t>
+        <w:t xml:space="preserve"> Balac envió mensajeros a Balán, hijo de Beor. Balán estaba en Petor, que está junto al río, en la tierra de los hijos de su pueblo. Balac envió para llamarlo y decirle:—Hay un pueblo que ha salido de Egipto. Cubren la superficie de la tierra y habitan frente a mí. Ahora, por favor, ven y maldice a este pueblo por mí, porque es más poderoso que yo. Tal vez pueda derrotarlos y expulsarlos de la tierra. Sé que a quien bendices es bendecido, y a quien maldices es maldecido.</w:t>
       </w:r>
     </w:p>
     <w:p>
